--- a/Documents/wuduh-documentation-v2.docx
+++ b/Documents/wuduh-documentation-v2.docx
@@ -199,7 +199,7 @@
           <w:sz w:val="22"/>
           <w:szCs w:val="22"/>
         </w:rPr>
-        <w:t xml:space="preserve">The MVP is live at wuduh.site as of June 2026. A founder can sign up, complete all 52 cards across 8 sections in Arabic or English, and export a professional 9-page PDF. The entire product — strategy, design, specification, and code — was built by Abdulaziz Alangari.</w:t>
+        <w:t xml:space="preserve">The MVP is live at wuduh.site as of June 2026. A founder can sign up, complete all 58 cards across 8 sections in Arabic or English, and export a professional 9-page PDF. The entire product — strategy, design, specification, and code — was built by Abdulaziz Alangari.</w:t>
       </w:r>
     </w:p>
     <w:p>
@@ -392,7 +392,7 @@
                 <w:sz w:val="20"/>
                 <w:szCs w:val="20"/>
               </w:rPr>
-              <w:t xml:space="preserve">52-card journey — all sections functional</w:t>
+              <w:t xml:space="preserve">58-card journey — all sections functional</w:t>
             </w:r>
           </w:p>
         </w:tc>
@@ -964,7 +964,7 @@
                 <w:sz w:val="20"/>
                 <w:szCs w:val="20"/>
               </w:rPr>
-              <w:t xml:space="preserve">⬜ Planned</w:t>
+              <w:t xml:space="preserve">✅ Done</w:t>
             </w:r>
           </w:p>
         </w:tc>
@@ -1071,7 +1071,7 @@
                 <w:sz w:val="20"/>
                 <w:szCs w:val="20"/>
               </w:rPr>
-              <w:t xml:space="preserve">⬜ Planned</w:t>
+              <w:t xml:space="preserve">✅ Done</w:t>
             </w:r>
           </w:p>
         </w:tc>
@@ -1619,7 +1619,7 @@
           <w:sz w:val="22"/>
           <w:szCs w:val="22"/>
         </w:rPr>
-        <w:t xml:space="preserve">Moves through 52 cards — one at a time — Complete or Skip each card</w:t>
+        <w:t xml:space="preserve">Moves through 58 cards — one at a time — Complete or Skip each card</w:t>
       </w:r>
     </w:p>
     <w:p>
@@ -1688,7 +1688,7 @@
           <w:sz w:val="22"/>
           <w:szCs w:val="22"/>
         </w:rPr>
-        <w:t xml:space="preserve">Section overview shows all 52 cards with status dots — jump to any card</w:t>
+        <w:t xml:space="preserve">Section overview shows all 58 cards with status dots — jump to any card</w:t>
       </w:r>
     </w:p>
     <w:p>
@@ -2005,7 +2005,7 @@
           <w:sz w:val="28"/>
           <w:szCs w:val="28"/>
         </w:rPr>
-        <w:t xml:space="preserve">The Card Journey — All 52 Cards Live</w:t>
+        <w:t xml:space="preserve">The Card Journey — All 58 Cards Live</w:t>
       </w:r>
     </w:p>
     <w:p>
@@ -2555,7 +2555,7 @@
                 <w:sz w:val="18"/>
                 <w:szCs w:val="18"/>
               </w:rPr>
-              <w:t xml:space="preserve">2.1–2.7 (7)</w:t>
+              <w:t xml:space="preserve">2.1–2.8 (8)</w:t>
             </w:r>
           </w:p>
         </w:tc>
@@ -2591,7 +2591,7 @@
                 <w:sz w:val="18"/>
                 <w:szCs w:val="18"/>
               </w:rPr>
-              <w:t xml:space="preserve">One sentence, How it works, Difference, Value prop, Stage, Features, Scope</w:t>
+              <w:t xml:space="preserve">One sentence, How it works, Difference, Value prop, Stage, Features, Scope, Visuals/mockups</w:t>
             </w:r>
           </w:p>
         </w:tc>
@@ -2847,7 +2847,7 @@
                 <w:sz w:val="18"/>
                 <w:szCs w:val="18"/>
               </w:rPr>
-              <w:t xml:space="preserve">4.1–4.5 (5)</w:t>
+              <w:t xml:space="preserve">4.1–4.9 (9)</w:t>
             </w:r>
           </w:p>
         </w:tc>
@@ -2883,7 +2883,7 @@
                 <w:sz w:val="18"/>
                 <w:szCs w:val="18"/>
               </w:rPr>
-              <w:t xml:space="preserve">Revenue mechanism, Pricing, Price/customer, Costs, Existing revenue</w:t>
+              <w:t xml:space="preserve">Revenue mechanism, Pricing, Price/customer, Costs, Existing revenue, Monthly customers, Fixed costs, Variable cost, Runway</w:t>
             </w:r>
           </w:p>
         </w:tc>
@@ -2993,7 +2993,7 @@
                 <w:sz w:val="18"/>
                 <w:szCs w:val="18"/>
               </w:rPr>
-              <w:t xml:space="preserve">5.1–5.5 (3+table)</w:t>
+              <w:t xml:space="preserve">5.1–5.5 (5)</w:t>
             </w:r>
           </w:p>
         </w:tc>
@@ -3285,7 +3285,7 @@
                 <w:sz w:val="18"/>
                 <w:szCs w:val="18"/>
               </w:rPr>
-              <w:t xml:space="preserve">7.1–7.6 (6+table)</w:t>
+              <w:t xml:space="preserve">7.1–7.6 (6)</w:t>
             </w:r>
           </w:p>
         </w:tc>
@@ -3431,7 +3431,7 @@
                 <w:sz w:val="18"/>
                 <w:szCs w:val="18"/>
               </w:rPr>
-              <w:t xml:space="preserve">8.1–8.7 (6+table)</w:t>
+              <w:t xml:space="preserve">8.1–8.7 (7)</w:t>
             </w:r>
           </w:p>
         </w:tc>
@@ -3605,7 +3605,7 @@
           <w:sz w:val="22"/>
           <w:szCs w:val="22"/>
         </w:rPr>
-        <w:t xml:space="preserve">52-card guided journey across 8 sections — all live</w:t>
+        <w:t xml:space="preserve">58-card guided journey across 8 sections — all live</w:t>
       </w:r>
     </w:p>
     <w:p>
@@ -3823,7 +3823,7 @@
           <w:sz w:val="22"/>
           <w:szCs w:val="22"/>
         </w:rPr>
-        <w:t xml:space="preserve">Password reset flow — /reset-password and /update-password pages</w:t>
+        <w:t xml:space="preserve">Password reset flow — /reset-password and /reset-password/update pages (live and tested)</w:t>
       </w:r>
     </w:p>
     <w:p>
@@ -3915,7 +3915,7 @@
           <w:sz w:val="22"/>
           <w:szCs w:val="22"/>
         </w:rPr>
-        <w:t xml:space="preserve">Edge-level JWT auth guard — later hardening so proxy.ts can validate at the edge without a DB call</w:t>
+        <w:t xml:space="preserve">Edge-level JWT auth guard — later hardening: add an edge middleware to validate the session without a DB call (no middleware/proxy file exists today)</w:t>
       </w:r>
     </w:p>
     <w:p>
@@ -3957,7 +3957,7 @@
           <w:sz w:val="22"/>
           <w:szCs w:val="22"/>
         </w:rPr>
-        <w:t xml:space="preserve">Financial projections engine — break-even, CAC/LTV, auto-generated charts</w:t>
+        <w:t xml:space="preserve">Financial projections engine — ✅ Delivered (shipped during the MVP build, ahead of this roadmap): interpolated 12-month customer ramp, revenue/cost lines, break-even, month-12 MRR, gross margin and runway — live SVG chart in the study UI (sections S4–S8) and an auto-inserted projections page in the PDF export. CAC/LTV metrics still to come.</w:t>
       </w:r>
     </w:p>
     <w:p>
@@ -4552,7 +4552,7 @@
           <w:sz w:val="26"/>
           <w:szCs w:val="26"/>
         </w:rPr>
-        <w:t xml:space="preserve">Stage 4 — 52-Card Journey Design</w:t>
+        <w:t xml:space="preserve">Stage 4 — 58-Card Journey Design</w:t>
       </w:r>
     </w:p>
     <w:p>
@@ -4647,7 +4647,7 @@
           <w:sz w:val="22"/>
           <w:szCs w:val="22"/>
         </w:rPr>
-        <w:t xml:space="preserve">Next.js 16 + Better Auth + self-hosted PostgreSQL 17 + MinIO + Tailwind CSS + IBM Plex, all on Coolify. All 52 cards built and wired to wuduh-cards.json. PDF export via PDFShift API. Dashboard, section overview, auto-save hook all built. Deployed on Coolify (self-hosted) at wuduh.site. Total build time: under 2 weeks of active development.</w:t>
+        <w:t xml:space="preserve">Next.js 16 + Better Auth + self-hosted PostgreSQL 17 + MinIO + Tailwind CSS + IBM Plex, all on Coolify. All 58 cards built and wired to wuduh-cards.json. PDF export via PDFShift API. Dashboard, section overview, auto-save hook all built. Deployed on Coolify (self-hosted) at wuduh.site. Total build time: under 2 weeks of active development.</w:t>
       </w:r>
     </w:p>
     <w:sectPr>
